--- a/10.3HD.docx
+++ b/10.3HD.docx
@@ -24,15 +24,7 @@
     </w:p>
     <w:p>
       <w:r>
-        <w:t xml:space="preserve">Users can enter a movie title or keyword and select their preferred genre, mood, maximum runtime and minimum IMDb rating. The system uses the </w:t>
-      </w:r>
-      <w:proofErr w:type="spellStart"/>
-      <w:r>
-        <w:t>OMDb</w:t>
-      </w:r>
-      <w:proofErr w:type="spellEnd"/>
-      <w:r>
-        <w:t xml:space="preserve"> API to retrieve movie information and JavaScript to filter and match the movies with the user's preferences.</w:t>
+        <w:t>Users can enter a movie title or keyword and select their preferred genre, mood, maximum runtime and minimum IMDb rating. The system uses the OMDb API to retrieve movie information and JavaScript to filter and match the movies with the user's preferences.</w:t>
       </w:r>
     </w:p>
     <w:p>
@@ -77,7 +69,7 @@
         </w:numPr>
       </w:pPr>
       <w:r>
-        <w:t xml:space="preserve">Movie title or keyword </w:t>
+        <w:t xml:space="preserve">Genre </w:t>
       </w:r>
     </w:p>
     <w:p>
@@ -88,6 +80,189 @@
         </w:numPr>
       </w:pPr>
       <w:r>
+        <w:t xml:space="preserve">Mood </w:t>
+      </w:r>
+    </w:p>
+    <w:p>
+      <w:pPr>
+        <w:numPr>
+          <w:ilvl w:val="0"/>
+          <w:numId w:val="1"/>
+        </w:numPr>
+      </w:pPr>
+      <w:r>
+        <w:t xml:space="preserve">Maximum runtime </w:t>
+      </w:r>
+    </w:p>
+    <w:p>
+      <w:pPr>
+        <w:numPr>
+          <w:ilvl w:val="0"/>
+          <w:numId w:val="1"/>
+        </w:numPr>
+      </w:pPr>
+      <w:r>
+        <w:t xml:space="preserve">Minimum IMDb rating </w:t>
+      </w:r>
+    </w:p>
+    <w:p>
+      <w:r>
+        <w:t xml:space="preserve">After the user selects their preferences, they click </w:t>
+      </w:r>
+      <w:r>
+        <w:t>Find My Movies</w:t>
+      </w:r>
+      <w:r>
+        <w:t>. The system searches the OMDb API and retrieves movie information.</w:t>
+      </w:r>
+    </w:p>
+    <w:p>
+      <w:r>
+        <w:t>The application then applies the selected filters and calculates a match percentage for each movie. The movies are sorted according to their match percentage and displayed as movie cards.</w:t>
+      </w:r>
+    </w:p>
+    <w:p>
+      <w:r>
+        <w:t>Each result includes:</w:t>
+      </w:r>
+    </w:p>
+    <w:p>
+      <w:pPr>
+        <w:numPr>
+          <w:ilvl w:val="0"/>
+          <w:numId w:val="2"/>
+        </w:numPr>
+      </w:pPr>
+      <w:r>
+        <w:t xml:space="preserve">Movie poster </w:t>
+      </w:r>
+    </w:p>
+    <w:p>
+      <w:pPr>
+        <w:numPr>
+          <w:ilvl w:val="0"/>
+          <w:numId w:val="2"/>
+        </w:numPr>
+      </w:pPr>
+      <w:r>
+        <w:t xml:space="preserve">Movie title </w:t>
+      </w:r>
+    </w:p>
+    <w:p>
+      <w:pPr>
+        <w:numPr>
+          <w:ilvl w:val="0"/>
+          <w:numId w:val="2"/>
+        </w:numPr>
+      </w:pPr>
+      <w:r>
+        <w:t xml:space="preserve">Release year </w:t>
+      </w:r>
+    </w:p>
+    <w:p>
+      <w:pPr>
+        <w:numPr>
+          <w:ilvl w:val="0"/>
+          <w:numId w:val="2"/>
+        </w:numPr>
+      </w:pPr>
+      <w:r>
+        <w:t xml:space="preserve">IMDb rating </w:t>
+      </w:r>
+    </w:p>
+    <w:p>
+      <w:pPr>
+        <w:numPr>
+          <w:ilvl w:val="0"/>
+          <w:numId w:val="2"/>
+        </w:numPr>
+      </w:pPr>
+      <w:r>
+        <w:t xml:space="preserve">Runtime </w:t>
+      </w:r>
+    </w:p>
+    <w:p>
+      <w:pPr>
+        <w:numPr>
+          <w:ilvl w:val="0"/>
+          <w:numId w:val="2"/>
+        </w:numPr>
+      </w:pPr>
+      <w:r>
+        <w:t xml:space="preserve">Match percentage </w:t>
+      </w:r>
+    </w:p>
+    <w:p>
+      <w:pPr>
+        <w:numPr>
+          <w:ilvl w:val="0"/>
+          <w:numId w:val="2"/>
+        </w:numPr>
+      </w:pPr>
+      <w:r>
+        <w:lastRenderedPageBreak/>
+        <w:t xml:space="preserve">View Details button </w:t>
+      </w:r>
+    </w:p>
+    <w:p>
+      <w:r>
+        <w:t>This allows users to quickly compare the results and choose a movie.</w:t>
+      </w:r>
+    </w:p>
+    <w:p/>
+    <w:p>
+      <w:pPr>
+        <w:rPr>
+          <w:b/>
+          <w:bCs/>
+        </w:rPr>
+      </w:pPr>
+      <w:r>
+        <w:rPr>
+          <w:b/>
+          <w:bCs/>
+        </w:rPr>
+        <w:t>3. How the Feature Works</w:t>
+      </w:r>
+    </w:p>
+    <w:p>
+      <w:pPr>
+        <w:rPr>
+          <w:b/>
+          <w:bCs/>
+        </w:rPr>
+      </w:pPr>
+      <w:r>
+        <w:rPr>
+          <w:b/>
+          <w:bCs/>
+        </w:rPr>
+        <w:t>3.1 User Input</w:t>
+      </w:r>
+    </w:p>
+    <w:p>
+      <w:r>
+        <w:t>The user starts by entering a movie title or keyword.</w:t>
+      </w:r>
+    </w:p>
+    <w:p>
+      <w:r>
+        <w:t>The system checks that the input is not empty and contains at least three characters.</w:t>
+      </w:r>
+    </w:p>
+    <w:p>
+      <w:r>
+        <w:t>The user can then select:</w:t>
+      </w:r>
+    </w:p>
+    <w:p>
+      <w:pPr>
+        <w:numPr>
+          <w:ilvl w:val="0"/>
+          <w:numId w:val="3"/>
+        </w:numPr>
+      </w:pPr>
+      <w:r>
         <w:t xml:space="preserve">Genre </w:t>
       </w:r>
     </w:p>
@@ -95,7 +270,7 @@
       <w:pPr>
         <w:numPr>
           <w:ilvl w:val="0"/>
-          <w:numId w:val="1"/>
+          <w:numId w:val="3"/>
         </w:numPr>
       </w:pPr>
       <w:r>
@@ -106,7 +281,7 @@
       <w:pPr>
         <w:numPr>
           <w:ilvl w:val="0"/>
-          <w:numId w:val="1"/>
+          <w:numId w:val="3"/>
         </w:numPr>
       </w:pPr>
       <w:r>
@@ -117,7 +292,7 @@
       <w:pPr>
         <w:numPr>
           <w:ilvl w:val="0"/>
-          <w:numId w:val="1"/>
+          <w:numId w:val="3"/>
         </w:numPr>
       </w:pPr>
       <w:r>
@@ -126,71 +301,89 @@
     </w:p>
     <w:p>
       <w:r>
-        <w:t xml:space="preserve">After the user selects their preferences, they click </w:t>
-      </w:r>
-      <w:r>
-        <w:t>Find My Movies</w:t>
-      </w:r>
-      <w:r>
-        <w:t xml:space="preserve">. The system searches the </w:t>
-      </w:r>
-      <w:proofErr w:type="spellStart"/>
-      <w:r>
-        <w:t>OMDb</w:t>
-      </w:r>
-      <w:proofErr w:type="spellEnd"/>
-      <w:r>
-        <w:t xml:space="preserve"> API and retrieves movie information.</w:t>
-      </w:r>
-    </w:p>
-    <w:p>
-      <w:r>
-        <w:t>The application then applies the selected filters and calculates a match percentage for each movie. The movies are sorted according to their match percentage and displayed as movie cards.</w:t>
-      </w:r>
-    </w:p>
-    <w:p>
-      <w:r>
-        <w:t>Each result includes:</w:t>
-      </w:r>
-    </w:p>
-    <w:p>
-      <w:pPr>
-        <w:numPr>
-          <w:ilvl w:val="0"/>
-          <w:numId w:val="2"/>
-        </w:numPr>
-      </w:pPr>
-      <w:r>
-        <w:t xml:space="preserve">Movie poster </w:t>
-      </w:r>
-    </w:p>
-    <w:p>
-      <w:pPr>
-        <w:numPr>
-          <w:ilvl w:val="0"/>
-          <w:numId w:val="2"/>
-        </w:numPr>
-      </w:pPr>
-      <w:r>
-        <w:t xml:space="preserve">Movie title </w:t>
-      </w:r>
-    </w:p>
-    <w:p>
-      <w:pPr>
-        <w:numPr>
-          <w:ilvl w:val="0"/>
-          <w:numId w:val="2"/>
-        </w:numPr>
-      </w:pPr>
-      <w:r>
-        <w:t xml:space="preserve">Release year </w:t>
-      </w:r>
-    </w:p>
-    <w:p>
-      <w:pPr>
-        <w:numPr>
-          <w:ilvl w:val="0"/>
-          <w:numId w:val="2"/>
+        <w:t>If the input is invalid, the system displays an error message instead of starting the search.</w:t>
+      </w:r>
+    </w:p>
+    <w:p/>
+    <w:p>
+      <w:pPr>
+        <w:rPr>
+          <w:b/>
+          <w:bCs/>
+        </w:rPr>
+      </w:pPr>
+      <w:r>
+        <w:rPr>
+          <w:b/>
+          <w:bCs/>
+        </w:rPr>
+        <w:t>3.2 Movie Data Retrieval</w:t>
+      </w:r>
+    </w:p>
+    <w:p>
+      <w:r>
+        <w:t>JavaScript sends requests to the OMDb API using the movie title or keyword.</w:t>
+      </w:r>
+    </w:p>
+    <w:p>
+      <w:r>
+        <w:t>The application first searches for matching movies and then retrieves detailed information using each movie's IMDb ID.</w:t>
+      </w:r>
+    </w:p>
+    <w:p>
+      <w:r>
+        <w:t>The information includes:</w:t>
+      </w:r>
+    </w:p>
+    <w:p>
+      <w:pPr>
+        <w:numPr>
+          <w:ilvl w:val="0"/>
+          <w:numId w:val="4"/>
+        </w:numPr>
+      </w:pPr>
+      <w:r>
+        <w:t xml:space="preserve">Title </w:t>
+      </w:r>
+    </w:p>
+    <w:p>
+      <w:pPr>
+        <w:numPr>
+          <w:ilvl w:val="0"/>
+          <w:numId w:val="4"/>
+        </w:numPr>
+      </w:pPr>
+      <w:r>
+        <w:t xml:space="preserve">Year </w:t>
+      </w:r>
+    </w:p>
+    <w:p>
+      <w:pPr>
+        <w:numPr>
+          <w:ilvl w:val="0"/>
+          <w:numId w:val="4"/>
+        </w:numPr>
+      </w:pPr>
+      <w:r>
+        <w:t xml:space="preserve">Genre </w:t>
+      </w:r>
+    </w:p>
+    <w:p>
+      <w:pPr>
+        <w:numPr>
+          <w:ilvl w:val="0"/>
+          <w:numId w:val="4"/>
+        </w:numPr>
+      </w:pPr>
+      <w:r>
+        <w:t xml:space="preserve">Runtime </w:t>
+      </w:r>
+    </w:p>
+    <w:p>
+      <w:pPr>
+        <w:numPr>
+          <w:ilvl w:val="0"/>
+          <w:numId w:val="4"/>
         </w:numPr>
       </w:pPr>
       <w:r>
@@ -201,7 +394,94 @@
       <w:pPr>
         <w:numPr>
           <w:ilvl w:val="0"/>
-          <w:numId w:val="2"/>
+          <w:numId w:val="4"/>
+        </w:numPr>
+      </w:pPr>
+      <w:r>
+        <w:t xml:space="preserve">Poster </w:t>
+      </w:r>
+    </w:p>
+    <w:p>
+      <w:pPr>
+        <w:numPr>
+          <w:ilvl w:val="0"/>
+          <w:numId w:val="4"/>
+        </w:numPr>
+      </w:pPr>
+      <w:r>
+        <w:t xml:space="preserve">Director </w:t>
+      </w:r>
+    </w:p>
+    <w:p>
+      <w:pPr>
+        <w:numPr>
+          <w:ilvl w:val="0"/>
+          <w:numId w:val="4"/>
+        </w:numPr>
+      </w:pPr>
+      <w:r>
+        <w:t xml:space="preserve">Actors </w:t>
+      </w:r>
+    </w:p>
+    <w:p>
+      <w:pPr>
+        <w:numPr>
+          <w:ilvl w:val="0"/>
+          <w:numId w:val="4"/>
+        </w:numPr>
+      </w:pPr>
+      <w:r>
+        <w:t xml:space="preserve">Plot </w:t>
+      </w:r>
+    </w:p>
+    <w:p>
+      <w:r>
+        <w:lastRenderedPageBreak/>
+        <w:t>The application can retrieve results from more than one search page and uses the available results to create the recommendation list.</w:t>
+      </w:r>
+    </w:p>
+    <w:p/>
+    <w:p>
+      <w:pPr>
+        <w:rPr>
+          <w:b/>
+          <w:bCs/>
+        </w:rPr>
+      </w:pPr>
+      <w:r>
+        <w:rPr>
+          <w:b/>
+          <w:bCs/>
+        </w:rPr>
+        <w:t>3.3 Filtering and Matching</w:t>
+      </w:r>
+    </w:p>
+    <w:p>
+      <w:r>
+        <w:t>After retrieving the movie information, JavaScript processes the movies according to the user's preferences.</w:t>
+      </w:r>
+    </w:p>
+    <w:p>
+      <w:r>
+        <w:t>Movies can be filtered using:</w:t>
+      </w:r>
+    </w:p>
+    <w:p>
+      <w:pPr>
+        <w:numPr>
+          <w:ilvl w:val="0"/>
+          <w:numId w:val="5"/>
+        </w:numPr>
+      </w:pPr>
+      <w:r>
+        <w:t xml:space="preserve">IMDb rating </w:t>
+      </w:r>
+    </w:p>
+    <w:p>
+      <w:pPr>
+        <w:numPr>
+          <w:ilvl w:val="0"/>
+          <w:numId w:val="5"/>
         </w:numPr>
       </w:pPr>
       <w:r>
@@ -212,425 +492,136 @@
       <w:pPr>
         <w:numPr>
           <w:ilvl w:val="0"/>
-          <w:numId w:val="2"/>
+          <w:numId w:val="5"/>
+        </w:numPr>
+      </w:pPr>
+      <w:r>
+        <w:t xml:space="preserve">Genre </w:t>
+      </w:r>
+    </w:p>
+    <w:p>
+      <w:r>
+        <w:t>The system also checks the selected mood using rule-based matching.</w:t>
+      </w:r>
+    </w:p>
+    <w:p>
+      <w:r>
+        <w:t>For example, an exciting mood can match movies containing genres such as Action, Adventure or Thriller.</w:t>
+      </w:r>
+    </w:p>
+    <w:p>
+      <w:r>
+        <w:t>The mood is therefore not provided directly by the OMDb API. It is calculated by the application using predefined JavaScript rules based on movie genres and plot information.</w:t>
+      </w:r>
+    </w:p>
+    <w:p/>
+    <w:p>
+      <w:pPr>
+        <w:rPr>
+          <w:b/>
+          <w:bCs/>
+        </w:rPr>
+      </w:pPr>
+      <w:r>
+        <w:rPr>
+          <w:b/>
+          <w:bCs/>
+        </w:rPr>
+        <w:t>4. Technical Implementation</w:t>
+      </w:r>
+    </w:p>
+    <w:p>
+      <w:r>
+        <w:t>The feature uses three main technologies.</w:t>
+      </w:r>
+    </w:p>
+    <w:p>
+      <w:pPr>
+        <w:rPr>
+          <w:b/>
+          <w:bCs/>
+        </w:rPr>
+      </w:pPr>
+      <w:r>
+        <w:rPr>
+          <w:b/>
+          <w:bCs/>
+        </w:rPr>
+        <w:t>HTML</w:t>
+      </w:r>
+    </w:p>
+    <w:p>
+      <w:r>
+        <w:t>HTML provides the structure of the Movie Night Picker interface.</w:t>
+      </w:r>
+    </w:p>
+    <w:p>
+      <w:r>
+        <w:t>It contains the input field, preference selectors, buttons, loading area, results area and movie details section.</w:t>
+      </w:r>
+    </w:p>
+    <w:p>
+      <w:pPr>
+        <w:rPr>
+          <w:b/>
+          <w:bCs/>
+        </w:rPr>
+      </w:pPr>
+      <w:r>
+        <w:rPr>
+          <w:b/>
+          <w:bCs/>
+        </w:rPr>
+        <w:t>CSS</w:t>
+      </w:r>
+    </w:p>
+    <w:p>
+      <w:r>
+        <w:t>CSS controls the visual design and responsive layout.</w:t>
+      </w:r>
+    </w:p>
+    <w:p>
+      <w:r>
+        <w:t>The movie cards are displayed using a grid layout. The layout changes for smaller screen sizes so that the website remains usable on mobile devices.</w:t>
+      </w:r>
+    </w:p>
+    <w:p>
+      <w:r>
+        <w:t>CSS is also used for:</w:t>
+      </w:r>
+    </w:p>
+    <w:p>
+      <w:pPr>
+        <w:numPr>
+          <w:ilvl w:val="0"/>
+          <w:numId w:val="6"/>
+        </w:numPr>
+      </w:pPr>
+      <w:r>
+        <w:t xml:space="preserve">Buttons </w:t>
+      </w:r>
+    </w:p>
+    <w:p>
+      <w:pPr>
+        <w:numPr>
+          <w:ilvl w:val="0"/>
+          <w:numId w:val="6"/>
+        </w:numPr>
+      </w:pPr>
+      <w:r>
+        <w:t xml:space="preserve">Form controls </w:t>
+      </w:r>
+    </w:p>
+    <w:p>
+      <w:pPr>
+        <w:numPr>
+          <w:ilvl w:val="0"/>
+          <w:numId w:val="6"/>
         </w:numPr>
       </w:pPr>
       <w:r>
         <w:lastRenderedPageBreak/>
-        <w:t xml:space="preserve">Match percentage </w:t>
-      </w:r>
-    </w:p>
-    <w:p>
-      <w:pPr>
-        <w:numPr>
-          <w:ilvl w:val="0"/>
-          <w:numId w:val="2"/>
-        </w:numPr>
-      </w:pPr>
-      <w:r>
-        <w:t xml:space="preserve">View Details button </w:t>
-      </w:r>
-    </w:p>
-    <w:p>
-      <w:r>
-        <w:t>This allows users to quickly compare the results and choose a movie.</w:t>
-      </w:r>
-    </w:p>
-    <w:p/>
-    <w:p>
-      <w:pPr>
-        <w:rPr>
-          <w:b/>
-          <w:bCs/>
-        </w:rPr>
-      </w:pPr>
-      <w:r>
-        <w:rPr>
-          <w:b/>
-          <w:bCs/>
-        </w:rPr>
-        <w:t>3. How the Feature Works</w:t>
-      </w:r>
-    </w:p>
-    <w:p>
-      <w:pPr>
-        <w:rPr>
-          <w:b/>
-          <w:bCs/>
-        </w:rPr>
-      </w:pPr>
-      <w:r>
-        <w:rPr>
-          <w:b/>
-          <w:bCs/>
-        </w:rPr>
-        <w:t>3.1 User Input</w:t>
-      </w:r>
-    </w:p>
-    <w:p>
-      <w:r>
-        <w:t>The user starts by entering a movie title or keyword.</w:t>
-      </w:r>
-    </w:p>
-    <w:p>
-      <w:r>
-        <w:t>The system checks that the input is not empty and contains at least three characters.</w:t>
-      </w:r>
-    </w:p>
-    <w:p>
-      <w:r>
-        <w:t>The user can then select:</w:t>
-      </w:r>
-    </w:p>
-    <w:p>
-      <w:pPr>
-        <w:numPr>
-          <w:ilvl w:val="0"/>
-          <w:numId w:val="3"/>
-        </w:numPr>
-      </w:pPr>
-      <w:r>
-        <w:t xml:space="preserve">Genre </w:t>
-      </w:r>
-    </w:p>
-    <w:p>
-      <w:pPr>
-        <w:numPr>
-          <w:ilvl w:val="0"/>
-          <w:numId w:val="3"/>
-        </w:numPr>
-      </w:pPr>
-      <w:r>
-        <w:t xml:space="preserve">Mood </w:t>
-      </w:r>
-    </w:p>
-    <w:p>
-      <w:pPr>
-        <w:numPr>
-          <w:ilvl w:val="0"/>
-          <w:numId w:val="3"/>
-        </w:numPr>
-      </w:pPr>
-      <w:r>
-        <w:t xml:space="preserve">Maximum runtime </w:t>
-      </w:r>
-    </w:p>
-    <w:p>
-      <w:pPr>
-        <w:numPr>
-          <w:ilvl w:val="0"/>
-          <w:numId w:val="3"/>
-        </w:numPr>
-      </w:pPr>
-      <w:r>
-        <w:t xml:space="preserve">Minimum IMDb rating </w:t>
-      </w:r>
-    </w:p>
-    <w:p>
-      <w:r>
-        <w:t>If the input is invalid, the system displays an error message instead of starting the search.</w:t>
-      </w:r>
-    </w:p>
-    <w:p/>
-    <w:p>
-      <w:pPr>
-        <w:rPr>
-          <w:b/>
-          <w:bCs/>
-        </w:rPr>
-      </w:pPr>
-      <w:r>
-        <w:rPr>
-          <w:b/>
-          <w:bCs/>
-        </w:rPr>
-        <w:t>3.2 Movie Data Retrieval</w:t>
-      </w:r>
-    </w:p>
-    <w:p>
-      <w:r>
-        <w:t xml:space="preserve">JavaScript sends requests to the </w:t>
-      </w:r>
-      <w:proofErr w:type="spellStart"/>
-      <w:r>
-        <w:t>OMDb</w:t>
-      </w:r>
-      <w:proofErr w:type="spellEnd"/>
-      <w:r>
-        <w:t xml:space="preserve"> API using the movie title or keyword.</w:t>
-      </w:r>
-    </w:p>
-    <w:p>
-      <w:r>
-        <w:t>The application first searches for matching movies and then retrieves detailed information using each movie's IMDb ID.</w:t>
-      </w:r>
-    </w:p>
-    <w:p>
-      <w:r>
-        <w:t>The information includes:</w:t>
-      </w:r>
-    </w:p>
-    <w:p>
-      <w:pPr>
-        <w:numPr>
-          <w:ilvl w:val="0"/>
-          <w:numId w:val="4"/>
-        </w:numPr>
-      </w:pPr>
-      <w:r>
-        <w:t xml:space="preserve">Title </w:t>
-      </w:r>
-    </w:p>
-    <w:p>
-      <w:pPr>
-        <w:numPr>
-          <w:ilvl w:val="0"/>
-          <w:numId w:val="4"/>
-        </w:numPr>
-      </w:pPr>
-      <w:r>
-        <w:t xml:space="preserve">Year </w:t>
-      </w:r>
-    </w:p>
-    <w:p>
-      <w:pPr>
-        <w:numPr>
-          <w:ilvl w:val="0"/>
-          <w:numId w:val="4"/>
-        </w:numPr>
-      </w:pPr>
-      <w:r>
-        <w:t xml:space="preserve">Genre </w:t>
-      </w:r>
-    </w:p>
-    <w:p>
-      <w:pPr>
-        <w:numPr>
-          <w:ilvl w:val="0"/>
-          <w:numId w:val="4"/>
-        </w:numPr>
-      </w:pPr>
-      <w:r>
-        <w:t xml:space="preserve">Runtime </w:t>
-      </w:r>
-    </w:p>
-    <w:p>
-      <w:pPr>
-        <w:numPr>
-          <w:ilvl w:val="0"/>
-          <w:numId w:val="4"/>
-        </w:numPr>
-      </w:pPr>
-      <w:r>
-        <w:t xml:space="preserve">IMDb rating </w:t>
-      </w:r>
-    </w:p>
-    <w:p>
-      <w:pPr>
-        <w:numPr>
-          <w:ilvl w:val="0"/>
-          <w:numId w:val="4"/>
-        </w:numPr>
-      </w:pPr>
-      <w:r>
-        <w:t xml:space="preserve">Poster </w:t>
-      </w:r>
-    </w:p>
-    <w:p>
-      <w:pPr>
-        <w:numPr>
-          <w:ilvl w:val="0"/>
-          <w:numId w:val="4"/>
-        </w:numPr>
-      </w:pPr>
-      <w:r>
-        <w:t xml:space="preserve">Director </w:t>
-      </w:r>
-    </w:p>
-    <w:p>
-      <w:pPr>
-        <w:numPr>
-          <w:ilvl w:val="0"/>
-          <w:numId w:val="4"/>
-        </w:numPr>
-      </w:pPr>
-      <w:r>
-        <w:t xml:space="preserve">Actors </w:t>
-      </w:r>
-    </w:p>
-    <w:p>
-      <w:pPr>
-        <w:numPr>
-          <w:ilvl w:val="0"/>
-          <w:numId w:val="4"/>
-        </w:numPr>
-      </w:pPr>
-      <w:r>
-        <w:lastRenderedPageBreak/>
-        <w:t xml:space="preserve">Plot </w:t>
-      </w:r>
-    </w:p>
-    <w:p>
-      <w:r>
-        <w:t>The application can retrieve results from more than one search page and uses the available results to create the recommendation list.</w:t>
-      </w:r>
-    </w:p>
-    <w:p/>
-    <w:p>
-      <w:pPr>
-        <w:rPr>
-          <w:b/>
-          <w:bCs/>
-        </w:rPr>
-      </w:pPr>
-      <w:r>
-        <w:rPr>
-          <w:b/>
-          <w:bCs/>
-        </w:rPr>
-        <w:t>3.3 Filtering and Matching</w:t>
-      </w:r>
-    </w:p>
-    <w:p>
-      <w:r>
-        <w:t>After retrieving the movie information, JavaScript processes the movies according to the user's preferences.</w:t>
-      </w:r>
-    </w:p>
-    <w:p>
-      <w:r>
-        <w:t>Movies can be filtered using:</w:t>
-      </w:r>
-    </w:p>
-    <w:p>
-      <w:pPr>
-        <w:numPr>
-          <w:ilvl w:val="0"/>
-          <w:numId w:val="5"/>
-        </w:numPr>
-      </w:pPr>
-      <w:r>
-        <w:t xml:space="preserve">IMDb rating </w:t>
-      </w:r>
-    </w:p>
-    <w:p>
-      <w:pPr>
-        <w:numPr>
-          <w:ilvl w:val="0"/>
-          <w:numId w:val="5"/>
-        </w:numPr>
-      </w:pPr>
-      <w:r>
-        <w:t xml:space="preserve">Runtime </w:t>
-      </w:r>
-    </w:p>
-    <w:p>
-      <w:pPr>
-        <w:numPr>
-          <w:ilvl w:val="0"/>
-          <w:numId w:val="5"/>
-        </w:numPr>
-      </w:pPr>
-      <w:r>
-        <w:t xml:space="preserve">Genre </w:t>
-      </w:r>
-    </w:p>
-    <w:p>
-      <w:r>
-        <w:t>The system also checks the selected mood using rule-based matching.</w:t>
-      </w:r>
-    </w:p>
-    <w:p>
-      <w:r>
-        <w:t>For example, an exciting mood can match movies containing genres such as Action, Adventure or Thriller.</w:t>
-      </w:r>
-    </w:p>
-    <w:p>
-      <w:r>
-        <w:t xml:space="preserve">The mood is therefore not provided directly by the </w:t>
-      </w:r>
-      <w:proofErr w:type="spellStart"/>
-      <w:r>
-        <w:t>OMDb</w:t>
-      </w:r>
-      <w:proofErr w:type="spellEnd"/>
-      <w:r>
-        <w:t xml:space="preserve"> API. It is calculated by the application using predefined JavaScript rules based on movie genres and plot information.</w:t>
-      </w:r>
-    </w:p>
-    <w:p/>
-    <w:p>
-      <w:pPr>
-        <w:rPr>
-          <w:b/>
-          <w:bCs/>
-        </w:rPr>
-      </w:pPr>
-      <w:r>
-        <w:rPr>
-          <w:b/>
-          <w:bCs/>
-        </w:rPr>
-        <w:t>4. Technical Implementation</w:t>
-      </w:r>
-    </w:p>
-    <w:p>
-      <w:r>
-        <w:t>The feature uses three main technologies.</w:t>
-      </w:r>
-    </w:p>
-    <w:p>
-      <w:pPr>
-        <w:rPr>
-          <w:b/>
-          <w:bCs/>
-        </w:rPr>
-      </w:pPr>
-      <w:r>
-        <w:rPr>
-          <w:b/>
-          <w:bCs/>
-        </w:rPr>
-        <w:t>HTML</w:t>
-      </w:r>
-    </w:p>
-    <w:p>
-      <w:r>
-        <w:t>HTML provides the structure of the Movie Night Picker interface.</w:t>
-      </w:r>
-    </w:p>
-    <w:p>
-      <w:r>
-        <w:t>It contains the input field, preference selectors, buttons, loading area, results area and movie details section.</w:t>
-      </w:r>
-    </w:p>
-    <w:p>
-      <w:pPr>
-        <w:rPr>
-          <w:b/>
-          <w:bCs/>
-        </w:rPr>
-      </w:pPr>
-      <w:r>
-        <w:rPr>
-          <w:b/>
-          <w:bCs/>
-        </w:rPr>
-        <w:t>CSS</w:t>
-      </w:r>
-    </w:p>
-    <w:p>
-      <w:r>
-        <w:t>CSS controls the visual design and responsive layout.</w:t>
-      </w:r>
-    </w:p>
-    <w:p>
-      <w:r>
-        <w:t>The movie cards are displayed using a grid layout. The layout changes for smaller screen sizes so that the website remains usable on mobile devices.</w:t>
-      </w:r>
-    </w:p>
-    <w:p>
-      <w:r>
-        <w:t>CSS is also used for:</w:t>
+        <w:t xml:space="preserve">Movie cards </w:t>
       </w:r>
     </w:p>
     <w:p>
@@ -641,7 +632,7 @@
         </w:numPr>
       </w:pPr>
       <w:r>
-        <w:t xml:space="preserve">Buttons </w:t>
+        <w:t xml:space="preserve">Match scores </w:t>
       </w:r>
     </w:p>
     <w:p>
@@ -652,8 +643,7 @@
         </w:numPr>
       </w:pPr>
       <w:r>
-        <w:lastRenderedPageBreak/>
-        <w:t xml:space="preserve">Form controls </w:t>
+        <w:t xml:space="preserve">Focus states </w:t>
       </w:r>
     </w:p>
     <w:p>
@@ -664,39 +654,6 @@
         </w:numPr>
       </w:pPr>
       <w:r>
-        <w:t xml:space="preserve">Movie cards </w:t>
-      </w:r>
-    </w:p>
-    <w:p>
-      <w:pPr>
-        <w:numPr>
-          <w:ilvl w:val="0"/>
-          <w:numId w:val="6"/>
-        </w:numPr>
-      </w:pPr>
-      <w:r>
-        <w:t xml:space="preserve">Match scores </w:t>
-      </w:r>
-    </w:p>
-    <w:p>
-      <w:pPr>
-        <w:numPr>
-          <w:ilvl w:val="0"/>
-          <w:numId w:val="6"/>
-        </w:numPr>
-      </w:pPr>
-      <w:r>
-        <w:t xml:space="preserve">Focus states </w:t>
-      </w:r>
-    </w:p>
-    <w:p>
-      <w:pPr>
-        <w:numPr>
-          <w:ilvl w:val="0"/>
-          <w:numId w:val="6"/>
-        </w:numPr>
-      </w:pPr>
-      <w:r>
         <w:t xml:space="preserve">Spacing and typography </w:t>
       </w:r>
     </w:p>
@@ -733,15 +690,7 @@
         </w:numPr>
       </w:pPr>
       <w:r>
-        <w:t xml:space="preserve">Searching the </w:t>
-      </w:r>
-      <w:proofErr w:type="spellStart"/>
-      <w:r>
-        <w:t>OMDb</w:t>
-      </w:r>
-      <w:proofErr w:type="spellEnd"/>
-      <w:r>
-        <w:t xml:space="preserve"> API </w:t>
+        <w:t xml:space="preserve">Searching the OMDb API </w:t>
       </w:r>
     </w:p>
     <w:p>
@@ -1036,7 +985,6 @@
           </w:tcPr>
           <w:p>
             <w:r>
-              <w:lastRenderedPageBreak/>
               <w:t>Mood</w:t>
             </w:r>
           </w:p>
@@ -1057,6 +1005,7 @@
     </w:tbl>
     <w:p>
       <w:r>
+        <w:lastRenderedPageBreak/>
         <w:t>The application calculates a score based on the selected preferences and converts the result into a percentage.</w:t>
       </w:r>
     </w:p>
@@ -1273,17 +1222,17 @@
           <w:b/>
           <w:bCs/>
         </w:rPr>
+        <w:t>7. User Experience</w:t>
+      </w:r>
+    </w:p>
+    <w:p>
+      <w:r>
+        <w:t>The feature improves the user experience by reducing the amount of manual searching required.</w:t>
+      </w:r>
+    </w:p>
+    <w:p>
+      <w:r>
         <w:lastRenderedPageBreak/>
-        <w:t>7. User Experience</w:t>
-      </w:r>
-    </w:p>
-    <w:p>
-      <w:r>
-        <w:t>The feature improves the user experience by reducing the amount of manual searching required.</w:t>
-      </w:r>
-    </w:p>
-    <w:p>
-      <w:r>
         <w:t>Without the feature, users would need to search for movies individually and compare their ratings, genres and runtimes themselves.</w:t>
       </w:r>
     </w:p>
@@ -1304,15 +1253,7 @@
     </w:p>
     <w:p>
       <w:r>
-        <w:t xml:space="preserve">Searching </w:t>
-      </w:r>
-      <w:proofErr w:type="spellStart"/>
-      <w:r>
-        <w:t>OMDb</w:t>
-      </w:r>
-      <w:proofErr w:type="spellEnd"/>
-      <w:r>
-        <w:t xml:space="preserve"> for movies...</w:t>
+        <w:t>Searching OMDb for movies...</w:t>
       </w:r>
     </w:p>
     <w:p>
@@ -1448,21 +1389,21 @@
     </w:p>
     <w:p>
       <w:r>
+        <w:t>The user can easily:</w:t>
+      </w:r>
+    </w:p>
+    <w:p>
+      <w:r>
+        <w:rPr>
+          <w:b/>
+          <w:bCs/>
+        </w:rPr>
+        <w:t>Search → View Results → View Details → Back to Results</w:t>
+      </w:r>
+    </w:p>
+    <w:p>
+      <w:r>
         <w:lastRenderedPageBreak/>
-        <w:t>The user can easily:</w:t>
-      </w:r>
-    </w:p>
-    <w:p>
-      <w:r>
-        <w:rPr>
-          <w:b/>
-          <w:bCs/>
-        </w:rPr>
-        <w:t>Search → View Results → View Details → Back to Results</w:t>
-      </w:r>
-    </w:p>
-    <w:p>
-      <w:r>
         <w:t>or start again using:</w:t>
       </w:r>
     </w:p>
@@ -1693,15 +1634,7 @@
     </w:p>
     <w:p>
       <w:r>
-        <w:t xml:space="preserve">The application uses asynchronous JavaScript requests to retrieve movie information from the </w:t>
-      </w:r>
-      <w:proofErr w:type="spellStart"/>
-      <w:r>
-        <w:t>OMDb</w:t>
-      </w:r>
-      <w:proofErr w:type="spellEnd"/>
-      <w:r>
-        <w:t xml:space="preserve"> API.</w:t>
+        <w:t>The application uses asynchronous JavaScript requests to retrieve movie information from the OMDb API.</w:t>
       </w:r>
     </w:p>
     <w:p>
@@ -1742,15 +1675,7 @@
     </w:p>
     <w:p>
       <w:r>
-        <w:t xml:space="preserve">The current prototype uses an </w:t>
-      </w:r>
-      <w:proofErr w:type="spellStart"/>
-      <w:r>
-        <w:t>OMDb</w:t>
-      </w:r>
-      <w:proofErr w:type="spellEnd"/>
-      <w:r>
-        <w:t xml:space="preserve"> API key in the client-side JavaScript.</w:t>
+        <w:t>The current prototype uses an OMDb API key in the client-side JavaScript.</w:t>
       </w:r>
     </w:p>
     <w:p>
@@ -1760,15 +1685,7 @@
     </w:p>
     <w:p>
       <w:r>
-        <w:t xml:space="preserve">For a production version, the API request could be moved to a server-side application. The server would store the API key and communicate with </w:t>
-      </w:r>
-      <w:proofErr w:type="spellStart"/>
-      <w:r>
-        <w:t>OMDb</w:t>
-      </w:r>
-      <w:proofErr w:type="spellEnd"/>
-      <w:r>
-        <w:t xml:space="preserve"> on behalf of the client.</w:t>
+        <w:t>For a production version, the API request could be moved to a server-side application. The server would store the API key and communicate with OMDb on behalf of the client.</w:t>
       </w:r>
     </w:p>
     <w:p>
@@ -2822,18 +2739,22 @@
       </w:r>
     </w:p>
     <w:p/>
-    <w:p>
-      <w:pPr>
-        <w:rPr>
-          <w:b/>
-          <w:bCs/>
-        </w:rPr>
-      </w:pPr>
-      <w:r>
-        <w:rPr>
-          <w:b/>
-          <w:bCs/>
-        </w:rPr>
+    <w:p/>
+    <w:p/>
+    <w:p/>
+    <w:p>
+      <w:pPr>
+        <w:rPr>
+          <w:b/>
+          <w:bCs/>
+        </w:rPr>
+      </w:pPr>
+      <w:r>
+        <w:rPr>
+          <w:b/>
+          <w:bCs/>
+        </w:rPr>
+        <w:lastRenderedPageBreak/>
         <w:t>15. Code Repository</w:t>
       </w:r>
     </w:p>
@@ -2848,18 +2769,24 @@
           <w:b/>
           <w:bCs/>
         </w:rPr>
-        <w:lastRenderedPageBreak/>
         <w:t>GitHub Repository:</w:t>
       </w:r>
       <w:r>
         <w:br/>
       </w:r>
-      <w:r>
-        <w:rPr>
-          <w:b/>
-          <w:bCs/>
-        </w:rPr>
-        <w:t>[PASTE YOUR GITHUB LINK HERE]</w:t>
+      <w:hyperlink r:id="rId11" w:history="1">
+        <w:r>
+          <w:rPr>
+            <w:rStyle w:val="Hyperlink"/>
+          </w:rPr>
+          <w:t>https://github.com/sj226384658/SIT774.git</w:t>
+        </w:r>
+      </w:hyperlink>
+      <w:r>
+        <w:rPr>
+          <w:rFonts w:hint="eastAsia"/>
+        </w:rPr>
+        <w:t xml:space="preserve"> </w:t>
       </w:r>
     </w:p>
     <w:p>
@@ -3042,11 +2969,6 @@
       </w:r>
     </w:p>
     <w:p>
-      <w:pPr>
-        <w:rPr>
-          <w:rFonts w:hint="eastAsia"/>
-        </w:rPr>
-      </w:pPr>
       <w:r>
         <w:rPr>
           <w:b/>
@@ -3057,7 +2979,7 @@
       <w:r>
         <w:br/>
       </w:r>
-      <w:hyperlink r:id="rId11" w:history="1">
+      <w:hyperlink r:id="rId12" w:history="1">
         <w:r>
           <w:rPr>
             <w:rStyle w:val="Hyperlink"/>
@@ -3077,8 +2999,6 @@
         <w:t>The video demonstrates the actual working website rather than only showing the source code.</w:t>
       </w:r>
     </w:p>
-    <w:p/>
-    <w:p/>
     <w:p>
       <w:pPr>
         <w:rPr>
@@ -3125,15 +3045,7 @@
         <w:t xml:space="preserve"> </w:t>
       </w:r>
       <w:r>
-        <w:t xml:space="preserve">JavaScript and the </w:t>
-      </w:r>
-      <w:proofErr w:type="spellStart"/>
-      <w:r>
-        <w:t>OMDb</w:t>
-      </w:r>
-      <w:proofErr w:type="spellEnd"/>
-      <w:r>
-        <w:t xml:space="preserve"> API? </w:t>
+        <w:t xml:space="preserve">JavaScript and the OMDb API? </w:t>
       </w:r>
     </w:p>
     <w:p>
@@ -3169,15 +3081,7 @@
         </w:numPr>
       </w:pPr>
       <w:r>
-        <w:t xml:space="preserve">How can I create a mood matching system without a mood field in the </w:t>
-      </w:r>
-      <w:proofErr w:type="spellStart"/>
-      <w:r>
-        <w:t>OMDb</w:t>
-      </w:r>
-      <w:proofErr w:type="spellEnd"/>
-      <w:r>
-        <w:t xml:space="preserve"> API? </w:t>
+        <w:t xml:space="preserve">How can I create a mood matching system without a mood field in the OMDb API? </w:t>
       </w:r>
     </w:p>
     <w:p>
@@ -3297,7 +3201,7 @@
       <w:r>
         <w:br/>
       </w:r>
-      <w:hyperlink r:id="rId12" w:history="1">
+      <w:hyperlink r:id="rId13" w:history="1">
         <w:r>
           <w:rPr>
             <w:rStyle w:val="Hyperlink"/>
@@ -3332,15 +3236,7 @@
     </w:p>
     <w:p>
       <w:r>
-        <w:t xml:space="preserve">Users can enter a movie keyword and select preferences such as genre, mood, runtime and IMDb rating. The application retrieves movie information from the </w:t>
-      </w:r>
-      <w:proofErr w:type="spellStart"/>
-      <w:r>
-        <w:t>OMDb</w:t>
-      </w:r>
-      <w:proofErr w:type="spellEnd"/>
-      <w:r>
-        <w:t xml:space="preserve"> API, applies the selected filters and calculates a match percentage using rule-based JavaScript logic.</w:t>
+        <w:t>Users can enter a movie keyword and select preferences such as genre, mood, runtime and IMDb rating. The application retrieves movie information from the OMDb API, applies the selected filters and calculates a match percentage using rule-based JavaScript logic.</w:t>
       </w:r>
     </w:p>
     <w:p>
@@ -3388,15 +3284,10 @@
           <w:numId w:val="15"/>
         </w:numPr>
       </w:pPr>
-      <w:proofErr w:type="spellStart"/>
-      <w:r>
-        <w:t>OMDb</w:t>
-      </w:r>
-      <w:proofErr w:type="spellEnd"/>
-      <w:r>
-        <w:t xml:space="preserve"> API - The Open Movie Database. (2000). Omdbapi.Com. </w:t>
-      </w:r>
-      <w:hyperlink r:id="rId13" w:history="1">
+      <w:r>
+        <w:t xml:space="preserve">OMDb API - The Open Movie Database. (2000). Omdbapi.Com. </w:t>
+      </w:r>
+      <w:hyperlink r:id="rId14" w:history="1">
         <w:r>
           <w:rPr>
             <w:rStyle w:val="Hyperlink"/>
@@ -3422,7 +3313,7 @@
       <w:r>
         <w:t xml:space="preserve">Using Fetch. (n.d.). MDN Web Docs. Retrieved September 19, 2026, from </w:t>
       </w:r>
-      <w:hyperlink r:id="rId14" w:history="1">
+      <w:hyperlink r:id="rId15" w:history="1">
         <w:r>
           <w:rPr>
             <w:rStyle w:val="Hyperlink"/>
@@ -3450,7 +3341,7 @@
       <w:r>
         <w:t xml:space="preserve">; W3C. </w:t>
       </w:r>
-      <w:hyperlink r:id="rId15" w:history="1">
+      <w:hyperlink r:id="rId16" w:history="1">
         <w:r>
           <w:rPr>
             <w:rStyle w:val="Hyperlink"/>
@@ -3476,7 +3367,7 @@
       <w:r>
         <w:t xml:space="preserve">Making network requests with JavaScript - Learn web development | MDN. (2025, February 20). MDN Web Docs. </w:t>
       </w:r>
-      <w:hyperlink r:id="rId16" w:history="1">
+      <w:hyperlink r:id="rId17" w:history="1">
         <w:r>
           <w:rPr>
             <w:rStyle w:val="Hyperlink"/>
@@ -6179,7 +6070,6 @@
   <w:style w:type="character" w:default="1" w:styleId="DefaultParagraphFont">
     <w:name w:val="Default Paragraph Font"/>
     <w:uiPriority w:val="1"/>
-    <w:semiHidden/>
     <w:unhideWhenUsed/>
   </w:style>
   <w:style w:type="table" w:default="1" w:styleId="TableNormal">

--- a/10.3HD.docx
+++ b/10.3HD.docx
@@ -24,7 +24,15 @@
     </w:p>
     <w:p>
       <w:r>
-        <w:t>Users can enter a movie title or keyword and select their preferred genre, mood, maximum runtime and minimum IMDb rating. The system uses the OMDb API to retrieve movie information and JavaScript to filter and match the movies with the user's preferences.</w:t>
+        <w:t xml:space="preserve">Users can enter a movie title or keyword and select their preferred genre, mood, maximum runtime and minimum IMDb rating. The system uses the </w:t>
+      </w:r>
+      <w:proofErr w:type="spellStart"/>
+      <w:r>
+        <w:t>OMDb</w:t>
+      </w:r>
+      <w:proofErr w:type="spellEnd"/>
+      <w:r>
+        <w:t xml:space="preserve"> API to retrieve movie information and JavaScript to filter and match the movies with the user's preferences.</w:t>
       </w:r>
     </w:p>
     <w:p>
@@ -113,7 +121,15 @@
         <w:t>Find My Movies</w:t>
       </w:r>
       <w:r>
-        <w:t>. The system searches the OMDb API and retrieves movie information.</w:t>
+        <w:t xml:space="preserve">. The system searches the </w:t>
+      </w:r>
+      <w:proofErr w:type="spellStart"/>
+      <w:r>
+        <w:t>OMDb</w:t>
+      </w:r>
+      <w:proofErr w:type="spellEnd"/>
+      <w:r>
+        <w:t xml:space="preserve"> API and retrieves movie information.</w:t>
       </w:r>
     </w:p>
     <w:p>
@@ -322,7 +338,15 @@
     </w:p>
     <w:p>
       <w:r>
-        <w:t>JavaScript sends requests to the OMDb API using the movie title or keyword.</w:t>
+        <w:t xml:space="preserve">JavaScript sends requests to the </w:t>
+      </w:r>
+      <w:proofErr w:type="spellStart"/>
+      <w:r>
+        <w:t>OMDb</w:t>
+      </w:r>
+      <w:proofErr w:type="spellEnd"/>
+      <w:r>
+        <w:t xml:space="preserve"> API using the movie title or keyword.</w:t>
       </w:r>
     </w:p>
     <w:p>
@@ -511,7 +535,15 @@
     </w:p>
     <w:p>
       <w:r>
-        <w:t>The mood is therefore not provided directly by the OMDb API. It is calculated by the application using predefined JavaScript rules based on movie genres and plot information.</w:t>
+        <w:t xml:space="preserve">The mood is therefore not provided directly by the </w:t>
+      </w:r>
+      <w:proofErr w:type="spellStart"/>
+      <w:r>
+        <w:t>OMDb</w:t>
+      </w:r>
+      <w:proofErr w:type="spellEnd"/>
+      <w:r>
+        <w:t xml:space="preserve"> API. It is calculated by the application using predefined JavaScript rules based on movie genres and plot information.</w:t>
       </w:r>
     </w:p>
     <w:p/>
@@ -690,7 +722,15 @@
         </w:numPr>
       </w:pPr>
       <w:r>
-        <w:t xml:space="preserve">Searching the OMDb API </w:t>
+        <w:t xml:space="preserve">Searching the </w:t>
+      </w:r>
+      <w:proofErr w:type="spellStart"/>
+      <w:r>
+        <w:t>OMDb</w:t>
+      </w:r>
+      <w:proofErr w:type="spellEnd"/>
+      <w:r>
+        <w:t xml:space="preserve"> API </w:t>
       </w:r>
     </w:p>
     <w:p>
@@ -1253,7 +1293,15 @@
     </w:p>
     <w:p>
       <w:r>
-        <w:t>Searching OMDb for movies...</w:t>
+        <w:t xml:space="preserve">Searching </w:t>
+      </w:r>
+      <w:proofErr w:type="spellStart"/>
+      <w:r>
+        <w:t>OMDb</w:t>
+      </w:r>
+      <w:proofErr w:type="spellEnd"/>
+      <w:r>
+        <w:t xml:space="preserve"> for movies...</w:t>
       </w:r>
     </w:p>
     <w:p>
@@ -1634,7 +1682,15 @@
     </w:p>
     <w:p>
       <w:r>
-        <w:t>The application uses asynchronous JavaScript requests to retrieve movie information from the OMDb API.</w:t>
+        <w:t xml:space="preserve">The application uses asynchronous JavaScript requests to retrieve movie information from the </w:t>
+      </w:r>
+      <w:proofErr w:type="spellStart"/>
+      <w:r>
+        <w:t>OMDb</w:t>
+      </w:r>
+      <w:proofErr w:type="spellEnd"/>
+      <w:r>
+        <w:t xml:space="preserve"> API.</w:t>
       </w:r>
     </w:p>
     <w:p>
@@ -1675,7 +1731,15 @@
     </w:p>
     <w:p>
       <w:r>
-        <w:t>The current prototype uses an OMDb API key in the client-side JavaScript.</w:t>
+        <w:t xml:space="preserve">The current prototype uses an </w:t>
+      </w:r>
+      <w:proofErr w:type="spellStart"/>
+      <w:r>
+        <w:t>OMDb</w:t>
+      </w:r>
+      <w:proofErr w:type="spellEnd"/>
+      <w:r>
+        <w:t xml:space="preserve"> API key in the client-side JavaScript.</w:t>
       </w:r>
     </w:p>
     <w:p>
@@ -1685,7 +1749,15 @@
     </w:p>
     <w:p>
       <w:r>
-        <w:t>For a production version, the API request could be moved to a server-side application. The server would store the API key and communicate with OMDb on behalf of the client.</w:t>
+        <w:t xml:space="preserve">For a production version, the API request could be moved to a server-side application. The server would store the API key and communicate with </w:t>
+      </w:r>
+      <w:proofErr w:type="spellStart"/>
+      <w:r>
+        <w:t>OMDb</w:t>
+      </w:r>
+      <w:proofErr w:type="spellEnd"/>
+      <w:r>
+        <w:t xml:space="preserve"> on behalf of the client.</w:t>
       </w:r>
     </w:p>
     <w:p>
@@ -3045,7 +3117,15 @@
         <w:t xml:space="preserve"> </w:t>
       </w:r>
       <w:r>
-        <w:t xml:space="preserve">JavaScript and the OMDb API? </w:t>
+        <w:t xml:space="preserve">JavaScript and the </w:t>
+      </w:r>
+      <w:proofErr w:type="spellStart"/>
+      <w:r>
+        <w:t>OMDb</w:t>
+      </w:r>
+      <w:proofErr w:type="spellEnd"/>
+      <w:r>
+        <w:t xml:space="preserve"> API? </w:t>
       </w:r>
     </w:p>
     <w:p>
@@ -3081,7 +3161,15 @@
         </w:numPr>
       </w:pPr>
       <w:r>
-        <w:t xml:space="preserve">How can I create a mood matching system without a mood field in the OMDb API? </w:t>
+        <w:t xml:space="preserve">How can I create a mood matching system without a mood field in the </w:t>
+      </w:r>
+      <w:proofErr w:type="spellStart"/>
+      <w:r>
+        <w:t>OMDb</w:t>
+      </w:r>
+      <w:proofErr w:type="spellEnd"/>
+      <w:r>
+        <w:t xml:space="preserve"> API? </w:t>
       </w:r>
     </w:p>
     <w:p>
@@ -3188,7 +3276,7 @@
     <w:p>
       <w:pPr>
         <w:rPr>
-          <w:lang w:val="en-US"/>
+          <w:rFonts w:hint="eastAsia"/>
         </w:rPr>
       </w:pPr>
       <w:r>
@@ -3206,14 +3294,35 @@
           <w:rPr>
             <w:rStyle w:val="Hyperlink"/>
           </w:rPr>
-          <w:t>https://chatgpt.com/c/6aae110b-142c-83ec-80fa-0182ff5b711f</w:t>
+          <w:t>https://chatgpt.com/share/6aae4644-5604-83ec</w:t>
+        </w:r>
+        <w:r>
+          <w:rPr>
+            <w:rStyle w:val="Hyperlink"/>
+          </w:rPr>
+          <w:t>-</w:t>
+        </w:r>
+        <w:r>
+          <w:rPr>
+            <w:rStyle w:val="Hyperlink"/>
+          </w:rPr>
+          <w:t>8d8c-34f6b2ea07e7</w:t>
         </w:r>
       </w:hyperlink>
       <w:r>
+        <w:rPr>
+          <w:rFonts w:hint="eastAsia"/>
+        </w:rPr>
         <w:t xml:space="preserve"> </w:t>
       </w:r>
     </w:p>
-    <w:p/>
+    <w:p>
+      <w:pPr>
+        <w:rPr>
+          <w:rFonts w:hint="eastAsia"/>
+        </w:rPr>
+      </w:pPr>
+    </w:p>
     <w:p>
       <w:pPr>
         <w:rPr>
@@ -3236,7 +3345,15 @@
     </w:p>
     <w:p>
       <w:r>
-        <w:t>Users can enter a movie keyword and select preferences such as genre, mood, runtime and IMDb rating. The application retrieves movie information from the OMDb API, applies the selected filters and calculates a match percentage using rule-based JavaScript logic.</w:t>
+        <w:t xml:space="preserve">Users can enter a movie keyword and select preferences such as genre, mood, runtime and IMDb rating. The application retrieves movie information from the </w:t>
+      </w:r>
+      <w:proofErr w:type="spellStart"/>
+      <w:r>
+        <w:t>OMDb</w:t>
+      </w:r>
+      <w:proofErr w:type="spellEnd"/>
+      <w:r>
+        <w:t xml:space="preserve"> API, applies the selected filters and calculates a match percentage using rule-based JavaScript logic.</w:t>
       </w:r>
     </w:p>
     <w:p>
@@ -3284,8 +3401,13 @@
           <w:numId w:val="15"/>
         </w:numPr>
       </w:pPr>
-      <w:r>
-        <w:t xml:space="preserve">OMDb API - The Open Movie Database. (2000). Omdbapi.Com. </w:t>
+      <w:proofErr w:type="spellStart"/>
+      <w:r>
+        <w:t>OMDb</w:t>
+      </w:r>
+      <w:proofErr w:type="spellEnd"/>
+      <w:r>
+        <w:t xml:space="preserve"> API - The Open Movie Database. (2000). Omdbapi.Com. </w:t>
       </w:r>
       <w:hyperlink r:id="rId14" w:history="1">
         <w:r>
@@ -6406,6 +6528,18 @@
       <w:shd w:val="clear" w:color="auto" w:fill="E1DFDD"/>
     </w:rPr>
   </w:style>
+  <w:style w:type="character" w:styleId="FollowedHyperlink">
+    <w:name w:val="FollowedHyperlink"/>
+    <w:basedOn w:val="DefaultParagraphFont"/>
+    <w:uiPriority w:val="99"/>
+    <w:semiHidden/>
+    <w:unhideWhenUsed/>
+    <w:rsid w:val="00FB31BC"/>
+    <w:rPr>
+      <w:color w:val="96607D" w:themeColor="followedHyperlink"/>
+      <w:u w:val="single"/>
+    </w:rPr>
+  </w:style>
 </w:styles>
 </file>
 
